--- a/fiction/notes/_ashes/ashes-orphan-heir_20250608-0448.docx
+++ b/fiction/notes/_ashes/ashes-orphan-heir_20250608-0448.docx
@@ -7,14 +7,14 @@
         <w:shd w:val="clear" w:color="auto" w:fill="000000"/>
         <w:ind w:left="360" w:right="270"/>
         <w:rPr>
-          <w:rFonts w:ascii="Candara" w:eastAsia="Arial Unicode MS" w:hAnsi="Candara" w:cs="Arial Unicode MS"/>
-          <w:sz w:val="18"/>
+          <w:rFonts w:ascii="Montserrat" w:eastAsia="Arial Unicode MS" w:hAnsi="Montserrat" w:cs="Arial Unicode MS"/>
+          <w:sz w:val="24"/>
         </w:rPr>
       </w:pPr>
       <w:r>
         <w:rPr>
-          <w:rFonts w:ascii="Candara" w:eastAsia="Arial Unicode MS" w:hAnsi="Candara" w:cs="Arial Unicode MS"/>
-          <w:sz w:val="18"/>
+          <w:rFonts w:ascii="Montserrat" w:eastAsia="Arial Unicode MS" w:hAnsi="Montserrat" w:cs="Arial Unicode MS"/>
+          <w:sz w:val="24"/>
         </w:rPr>
         <w:t>orphan &amp; heir</w:t>
       </w:r>
@@ -23,17 +23,17 @@
       <w:pPr>
         <w:ind w:left="360" w:right="270"/>
         <w:rPr>
-          <w:rFonts w:ascii="Candara" w:eastAsia="Arial Unicode MS" w:hAnsi="Candara" w:cs="Arial Unicode MS"/>
-          <w:sz w:val="18"/>
-        </w:rPr>
-      </w:pPr>
-    </w:p>
-    <w:p>
-      <w:pPr>
-        <w:ind w:left="360" w:right="270"/>
-        <w:rPr>
-          <w:rFonts w:ascii="Candara" w:eastAsia="Arial Unicode MS" w:hAnsi="Candara" w:cs="Arial Unicode MS"/>
-          <w:sz w:val="18"/>
+          <w:rFonts w:ascii="Montserrat" w:eastAsia="Arial Unicode MS" w:hAnsi="Montserrat" w:cs="Arial Unicode MS"/>
+          <w:sz w:val="24"/>
+        </w:rPr>
+      </w:pPr>
+    </w:p>
+    <w:p>
+      <w:pPr>
+        <w:ind w:left="360" w:right="270"/>
+        <w:rPr>
+          <w:rFonts w:ascii="Montserrat" w:eastAsia="Arial Unicode MS" w:hAnsi="Montserrat" w:cs="Arial Unicode MS"/>
+          <w:sz w:val="24"/>
         </w:rPr>
       </w:pPr>
     </w:p>
@@ -45,16 +45,16 @@
         <w:shd w:val="clear" w:color="auto" w:fill="F2F2F2"/>
         <w:ind w:left="360" w:right="270"/>
         <w:rPr>
-          <w:rFonts w:ascii="Candara" w:eastAsia="Arial Unicode MS" w:hAnsi="Candara" w:cs="Arial Unicode MS"/>
+          <w:rFonts w:ascii="Montserrat" w:eastAsia="Arial Unicode MS" w:hAnsi="Montserrat" w:cs="Arial Unicode MS"/>
           <w:color w:val="808080"/>
-          <w:sz w:val="18"/>
+          <w:sz w:val="24"/>
         </w:rPr>
       </w:pPr>
       <w:r>
         <w:rPr>
-          <w:rFonts w:ascii="Candara" w:eastAsia="Arial Unicode MS" w:hAnsi="Candara" w:cs="Arial Unicode MS"/>
+          <w:rFonts w:ascii="Montserrat" w:eastAsia="Arial Unicode MS" w:hAnsi="Montserrat" w:cs="Arial Unicode MS"/>
           <w:color w:val="808080"/>
-          <w:sz w:val="18"/>
+          <w:sz w:val="24"/>
         </w:rPr>
         <w:t xml:space="preserve">applicable </w:t>
       </w:r>
@@ -63,141 +63,98 @@
       <w:pPr>
         <w:ind w:left="360" w:right="270"/>
         <w:rPr>
-          <w:rFonts w:ascii="Candara" w:eastAsia="Arial Unicode MS" w:hAnsi="Candara" w:cs="Arial Unicode MS"/>
-          <w:sz w:val="18"/>
-        </w:rPr>
-      </w:pPr>
-    </w:p>
-    <w:p>
-      <w:pPr>
-        <w:ind w:left="360" w:right="270"/>
-        <w:rPr>
-          <w:rFonts w:ascii="Candara" w:eastAsia="Arial Unicode MS" w:hAnsi="Candara" w:cs="Arial Unicode MS"/>
-          <w:sz w:val="18"/>
-        </w:rPr>
-      </w:pPr>
-      <w:proofErr w:type="gramStart"/>
+          <w:rFonts w:ascii="Montserrat" w:eastAsia="Arial Unicode MS" w:hAnsi="Montserrat" w:cs="Arial Unicode MS"/>
+          <w:sz w:val="24"/>
+        </w:rPr>
+      </w:pPr>
+    </w:p>
+    <w:p>
+      <w:pPr>
+        <w:ind w:left="360" w:right="270"/>
+        <w:rPr>
+          <w:rFonts w:ascii="Montserrat" w:eastAsia="Arial Unicode MS" w:hAnsi="Montserrat" w:cs="Arial Unicode MS"/>
+          <w:sz w:val="24"/>
+        </w:rPr>
+      </w:pPr>
       <w:r>
         <w:rPr>
-          <w:rFonts w:ascii="Candara" w:eastAsia="Arial Unicode MS" w:hAnsi="Candara" w:cs="Arial Unicode MS"/>
-          <w:sz w:val="18"/>
-        </w:rPr>
-        <w:t>the</w:t>
+          <w:rFonts w:ascii="Montserrat" w:eastAsia="Arial Unicode MS" w:hAnsi="Montserrat" w:cs="Arial Unicode MS"/>
+          <w:sz w:val="24"/>
+        </w:rPr>
+        <w:t xml:space="preserve">the girl was technically an orphan, traumatized by her ordeal. </w:t>
       </w:r>
-      <w:proofErr w:type="gramEnd"/>
+    </w:p>
+    <w:p>
+      <w:pPr>
+        <w:ind w:left="360" w:right="270"/>
+        <w:rPr>
+          <w:rFonts w:ascii="Montserrat" w:eastAsia="Arial Unicode MS" w:hAnsi="Montserrat" w:cs="Arial Unicode MS"/>
+          <w:sz w:val="24"/>
+        </w:rPr>
+      </w:pPr>
+    </w:p>
+    <w:p>
+      <w:pPr>
+        <w:ind w:left="360" w:right="270"/>
+        <w:rPr>
+          <w:rFonts w:ascii="Montserrat" w:eastAsia="Arial Unicode MS" w:hAnsi="Montserrat" w:cs="Arial Unicode MS"/>
+          <w:sz w:val="24"/>
+        </w:rPr>
+      </w:pPr>
       <w:r>
         <w:rPr>
-          <w:rFonts w:ascii="Candara" w:eastAsia="Arial Unicode MS" w:hAnsi="Candara" w:cs="Arial Unicode MS"/>
-          <w:sz w:val="18"/>
-        </w:rPr>
-        <w:t xml:space="preserve"> girl was technically an orphan, traumatized by her ordeal. </w:t>
+          <w:rFonts w:ascii="Montserrat" w:eastAsia="Arial Unicode MS" w:hAnsi="Montserrat" w:cs="Arial Unicode MS"/>
+          <w:sz w:val="24"/>
+        </w:rPr>
+        <w:t xml:space="preserve">the girl was the heir to a house that was created to protect and defend the goddess and her followers. once, it was a royal house of arden before the kingdom of ardoen absorbed the kingdom of arden in the wake of the purge and the occupation. </w:t>
       </w:r>
     </w:p>
     <w:p>
       <w:pPr>
         <w:ind w:left="360" w:right="270"/>
         <w:rPr>
-          <w:rFonts w:ascii="Candara" w:eastAsia="Arial Unicode MS" w:hAnsi="Candara" w:cs="Arial Unicode MS"/>
-          <w:sz w:val="18"/>
-        </w:rPr>
-      </w:pPr>
-    </w:p>
-    <w:p>
-      <w:pPr>
-        <w:ind w:left="360" w:right="270"/>
-        <w:rPr>
-          <w:rFonts w:ascii="Candara" w:eastAsia="Arial Unicode MS" w:hAnsi="Candara" w:cs="Arial Unicode MS"/>
-          <w:sz w:val="18"/>
-        </w:rPr>
-      </w:pPr>
-      <w:proofErr w:type="gramStart"/>
+          <w:rFonts w:ascii="Montserrat" w:eastAsia="Arial Unicode MS" w:hAnsi="Montserrat" w:cs="Arial Unicode MS"/>
+          <w:sz w:val="24"/>
+        </w:rPr>
+      </w:pPr>
+    </w:p>
+    <w:p>
+      <w:pPr>
+        <w:ind w:left="360" w:right="270"/>
+        <w:rPr>
+          <w:rFonts w:ascii="Montserrat" w:eastAsia="Arial Unicode MS" w:hAnsi="Montserrat" w:cs="Arial Unicode MS"/>
+          <w:sz w:val="24"/>
+        </w:rPr>
+      </w:pPr>
       <w:r>
         <w:rPr>
-          <w:rFonts w:ascii="Candara" w:eastAsia="Arial Unicode MS" w:hAnsi="Candara" w:cs="Arial Unicode MS"/>
-          <w:sz w:val="18"/>
-        </w:rPr>
-        <w:t>the</w:t>
+          <w:rFonts w:ascii="Montserrat" w:eastAsia="Arial Unicode MS" w:hAnsi="Montserrat" w:cs="Arial Unicode MS"/>
+          <w:sz w:val="24"/>
+        </w:rPr>
+        <w:t xml:space="preserve">the title she stood to inherit would make her the paladin of the goddess. </w:t>
       </w:r>
-      <w:proofErr w:type="gramEnd"/>
+    </w:p>
+    <w:p>
+      <w:pPr>
+        <w:ind w:left="360" w:right="270"/>
+        <w:rPr>
+          <w:rFonts w:ascii="Montserrat" w:eastAsia="Arial Unicode MS" w:hAnsi="Montserrat" w:cs="Arial Unicode MS"/>
+          <w:sz w:val="24"/>
+        </w:rPr>
+      </w:pPr>
+    </w:p>
+    <w:p>
+      <w:pPr>
+        <w:ind w:left="360" w:right="270"/>
+        <w:rPr>
+          <w:rFonts w:ascii="Montserrat" w:eastAsia="Arial Unicode MS" w:hAnsi="Montserrat" w:cs="Arial Unicode MS"/>
+          <w:sz w:val="24"/>
+        </w:rPr>
+      </w:pPr>
       <w:r>
         <w:rPr>
-          <w:rFonts w:ascii="Candara" w:eastAsia="Arial Unicode MS" w:hAnsi="Candara" w:cs="Arial Unicode MS"/>
-          <w:sz w:val="18"/>
-        </w:rPr>
-        <w:t xml:space="preserve"> girl was the heir to a house that was created to protect and defend the goddess and her followers. </w:t>
-      </w:r>
-      <w:proofErr w:type="gramStart"/>
-      <w:r>
-        <w:rPr>
-          <w:rFonts w:ascii="Candara" w:eastAsia="Arial Unicode MS" w:hAnsi="Candara" w:cs="Arial Unicode MS"/>
-          <w:sz w:val="18"/>
-        </w:rPr>
-        <w:t>once</w:t>
-      </w:r>
-      <w:proofErr w:type="gramEnd"/>
-      <w:r>
-        <w:rPr>
-          <w:rFonts w:ascii="Candara" w:eastAsia="Arial Unicode MS" w:hAnsi="Candara" w:cs="Arial Unicode MS"/>
-          <w:sz w:val="18"/>
-        </w:rPr>
-        <w:t xml:space="preserve">, it was a royal house of arden before the kingdom of ardoen absorbed the kingdom of arden in the wake of the purge and the occupation. </w:t>
-      </w:r>
-    </w:p>
-    <w:p>
-      <w:pPr>
-        <w:ind w:left="360" w:right="270"/>
-        <w:rPr>
-          <w:rFonts w:ascii="Candara" w:eastAsia="Arial Unicode MS" w:hAnsi="Candara" w:cs="Arial Unicode MS"/>
-          <w:sz w:val="18"/>
-        </w:rPr>
-      </w:pPr>
-    </w:p>
-    <w:p>
-      <w:pPr>
-        <w:ind w:left="360" w:right="270"/>
-        <w:rPr>
-          <w:rFonts w:ascii="Candara" w:eastAsia="Arial Unicode MS" w:hAnsi="Candara" w:cs="Arial Unicode MS"/>
-          <w:sz w:val="18"/>
-        </w:rPr>
-      </w:pPr>
-      <w:proofErr w:type="gramStart"/>
-      <w:r>
-        <w:rPr>
-          <w:rFonts w:ascii="Candara" w:eastAsia="Arial Unicode MS" w:hAnsi="Candara" w:cs="Arial Unicode MS"/>
-          <w:sz w:val="18"/>
-        </w:rPr>
-        <w:t>the</w:t>
-      </w:r>
-      <w:proofErr w:type="gramEnd"/>
-      <w:r>
-        <w:rPr>
-          <w:rFonts w:ascii="Candara" w:eastAsia="Arial Unicode MS" w:hAnsi="Candara" w:cs="Arial Unicode MS"/>
-          <w:sz w:val="18"/>
-        </w:rPr>
-        <w:t xml:space="preserve"> title she stood to inherit would make her the paladin of the goddess. </w:t>
-      </w:r>
-    </w:p>
-    <w:p>
-      <w:pPr>
-        <w:ind w:left="360" w:right="270"/>
-        <w:rPr>
-          <w:rFonts w:ascii="Candara" w:eastAsia="Arial Unicode MS" w:hAnsi="Candara" w:cs="Arial Unicode MS"/>
-          <w:sz w:val="18"/>
-        </w:rPr>
-      </w:pPr>
-    </w:p>
-    <w:p>
-      <w:pPr>
-        <w:ind w:left="360" w:right="270"/>
-        <w:rPr>
-          <w:rFonts w:ascii="Candara" w:eastAsia="Arial Unicode MS" w:hAnsi="Candara" w:cs="Arial Unicode MS"/>
-          <w:sz w:val="18"/>
-        </w:rPr>
-      </w:pPr>
-      <w:r>
-        <w:rPr>
-          <w:rFonts w:ascii="Candara" w:eastAsia="Arial Unicode MS" w:hAnsi="Candara" w:cs="Arial Unicode MS"/>
-          <w:sz w:val="18"/>
+          <w:rFonts w:ascii="Montserrat" w:eastAsia="Arial Unicode MS" w:hAnsi="Montserrat" w:cs="Arial Unicode MS"/>
+          <w:sz w:val="24"/>
         </w:rPr>
         <w:t>&lt;&gt;</w:t>
       </w:r>
@@ -206,8 +163,8 @@
       <w:pPr>
         <w:ind w:left="360" w:right="270"/>
         <w:rPr>
-          <w:rFonts w:ascii="Candara" w:eastAsia="Arial Unicode MS" w:hAnsi="Candara" w:cs="Arial Unicode MS"/>
-          <w:sz w:val="18"/>
+          <w:rFonts w:ascii="Montserrat" w:eastAsia="Arial Unicode MS" w:hAnsi="Montserrat" w:cs="Arial Unicode MS"/>
+          <w:sz w:val="24"/>
         </w:rPr>
       </w:pPr>
     </w:p>
@@ -219,16 +176,16 @@
         <w:shd w:val="clear" w:color="auto" w:fill="F2F2F2"/>
         <w:ind w:left="360" w:right="270"/>
         <w:rPr>
-          <w:rFonts w:ascii="Candara" w:eastAsia="Arial Unicode MS" w:hAnsi="Candara" w:cs="Arial Unicode MS"/>
+          <w:rFonts w:ascii="Montserrat" w:eastAsia="Arial Unicode MS" w:hAnsi="Montserrat" w:cs="Arial Unicode MS"/>
           <w:color w:val="808080"/>
-          <w:sz w:val="18"/>
+          <w:sz w:val="24"/>
         </w:rPr>
       </w:pPr>
       <w:r>
         <w:rPr>
-          <w:rFonts w:ascii="Candara" w:eastAsia="Arial Unicode MS" w:hAnsi="Candara" w:cs="Arial Unicode MS"/>
+          <w:rFonts w:ascii="Montserrat" w:eastAsia="Arial Unicode MS" w:hAnsi="Montserrat" w:cs="Arial Unicode MS"/>
           <w:color w:val="808080"/>
-          <w:sz w:val="18"/>
+          <w:sz w:val="24"/>
         </w:rPr>
         <w:t>inapplicable</w:t>
       </w:r>
@@ -237,57 +194,48 @@
       <w:pPr>
         <w:ind w:left="360" w:right="270"/>
         <w:rPr>
-          <w:rFonts w:ascii="Candara" w:eastAsia="Arial Unicode MS" w:hAnsi="Candara" w:cs="Arial Unicode MS"/>
-          <w:sz w:val="18"/>
-        </w:rPr>
-      </w:pPr>
-    </w:p>
-    <w:p>
-      <w:pPr>
-        <w:ind w:left="360" w:right="270"/>
-        <w:rPr>
-          <w:rFonts w:ascii="Candara" w:eastAsia="Arial Unicode MS" w:hAnsi="Candara" w:cs="Arial Unicode MS"/>
-          <w:sz w:val="18"/>
-        </w:rPr>
-      </w:pPr>
-      <w:proofErr w:type="gramStart"/>
+          <w:rFonts w:ascii="Montserrat" w:eastAsia="Arial Unicode MS" w:hAnsi="Montserrat" w:cs="Arial Unicode MS"/>
+          <w:sz w:val="24"/>
+        </w:rPr>
+      </w:pPr>
+    </w:p>
+    <w:p>
+      <w:pPr>
+        <w:ind w:left="360" w:right="270"/>
+        <w:rPr>
+          <w:rFonts w:ascii="Montserrat" w:eastAsia="Arial Unicode MS" w:hAnsi="Montserrat" w:cs="Arial Unicode MS"/>
+          <w:sz w:val="24"/>
+        </w:rPr>
+      </w:pPr>
       <w:r>
         <w:rPr>
-          <w:rFonts w:ascii="Candara" w:eastAsia="Arial Unicode MS" w:hAnsi="Candara" w:cs="Arial Unicode MS"/>
-          <w:sz w:val="18"/>
-        </w:rPr>
-        <w:t>the</w:t>
+          <w:rFonts w:ascii="Montserrat" w:eastAsia="Arial Unicode MS" w:hAnsi="Montserrat" w:cs="Arial Unicode MS"/>
+          <w:sz w:val="24"/>
+        </w:rPr>
+        <w:t xml:space="preserve">the girl became the legal ward of her regent. </w:t>
       </w:r>
-      <w:proofErr w:type="gramEnd"/>
+    </w:p>
+    <w:p>
+      <w:pPr>
+        <w:ind w:left="360" w:right="270"/>
+        <w:rPr>
+          <w:rFonts w:ascii="Montserrat" w:eastAsia="Arial Unicode MS" w:hAnsi="Montserrat" w:cs="Arial Unicode MS"/>
+          <w:sz w:val="24"/>
+        </w:rPr>
+      </w:pPr>
+    </w:p>
+    <w:p>
+      <w:pPr>
+        <w:ind w:left="360" w:right="270"/>
+        <w:rPr>
+          <w:rFonts w:ascii="Montserrat" w:eastAsia="Arial Unicode MS" w:hAnsi="Montserrat" w:cs="Arial Unicode MS"/>
+          <w:sz w:val="24"/>
+        </w:rPr>
+      </w:pPr>
       <w:r>
         <w:rPr>
-          <w:rFonts w:ascii="Candara" w:eastAsia="Arial Unicode MS" w:hAnsi="Candara" w:cs="Arial Unicode MS"/>
-          <w:sz w:val="18"/>
-        </w:rPr>
-        <w:t xml:space="preserve"> girl became the legal ward of her regent. </w:t>
-      </w:r>
-    </w:p>
-    <w:p>
-      <w:pPr>
-        <w:ind w:left="360" w:right="270"/>
-        <w:rPr>
-          <w:rFonts w:ascii="Candara" w:eastAsia="Arial Unicode MS" w:hAnsi="Candara" w:cs="Arial Unicode MS"/>
-          <w:sz w:val="18"/>
-        </w:rPr>
-      </w:pPr>
-    </w:p>
-    <w:p>
-      <w:pPr>
-        <w:ind w:left="360" w:right="270"/>
-        <w:rPr>
-          <w:rFonts w:ascii="Candara" w:eastAsia="Arial Unicode MS" w:hAnsi="Candara" w:cs="Arial Unicode MS"/>
-          <w:sz w:val="18"/>
-        </w:rPr>
-      </w:pPr>
-      <w:r>
-        <w:rPr>
-          <w:rFonts w:ascii="Candara" w:eastAsia="Arial Unicode MS" w:hAnsi="Candara" w:cs="Arial Unicode MS"/>
-          <w:sz w:val="18"/>
+          <w:rFonts w:ascii="Montserrat" w:eastAsia="Arial Unicode MS" w:hAnsi="Montserrat" w:cs="Arial Unicode MS"/>
+          <w:sz w:val="24"/>
         </w:rPr>
         <w:t>officially, the girl was being raised through several layers of guardianship, in the immediate care of her mentor, under the guidance of the academy, under the auspices of the orphanage, under the authority of the regent -- her legal guardian.</w:t>
       </w:r>
@@ -296,121 +244,73 @@
       <w:pPr>
         <w:ind w:left="360" w:right="270"/>
         <w:rPr>
-          <w:rFonts w:ascii="Candara" w:eastAsia="Arial Unicode MS" w:hAnsi="Candara" w:cs="Arial Unicode MS"/>
-          <w:sz w:val="18"/>
-        </w:rPr>
-      </w:pPr>
-    </w:p>
-    <w:p>
-      <w:pPr>
-        <w:ind w:left="360" w:right="270"/>
-        <w:rPr>
-          <w:rFonts w:ascii="Candara" w:eastAsia="Arial Unicode MS" w:hAnsi="Candara" w:cs="Arial Unicode MS"/>
-          <w:sz w:val="18"/>
+          <w:rFonts w:ascii="Montserrat" w:eastAsia="Arial Unicode MS" w:hAnsi="Montserrat" w:cs="Arial Unicode MS"/>
+          <w:sz w:val="24"/>
+        </w:rPr>
+      </w:pPr>
+    </w:p>
+    <w:p>
+      <w:pPr>
+        <w:ind w:left="360" w:right="270"/>
+        <w:rPr>
+          <w:rFonts w:ascii="Montserrat" w:eastAsia="Arial Unicode MS" w:hAnsi="Montserrat" w:cs="Arial Unicode MS"/>
+          <w:sz w:val="24"/>
         </w:rPr>
       </w:pPr>
       <w:r>
         <w:rPr>
-          <w:rFonts w:ascii="Candara" w:eastAsia="Arial Unicode MS" w:hAnsi="Candara" w:cs="Arial Unicode MS"/>
-          <w:sz w:val="18"/>
-        </w:rPr>
-        <w:t xml:space="preserve">in the underworld, the girl encountered the boy among the street orphans. </w:t>
+          <w:rFonts w:ascii="Montserrat" w:eastAsia="Arial Unicode MS" w:hAnsi="Montserrat" w:cs="Arial Unicode MS"/>
+          <w:sz w:val="24"/>
+        </w:rPr>
+        <w:t xml:space="preserve">in the underworld, the girl encountered the boy among the street orphans. her mentor sensed that she was his sire and took him into her protection. </w:t>
       </w:r>
-      <w:proofErr w:type="gramStart"/>
+    </w:p>
+    <w:p>
+      <w:pPr>
+        <w:ind w:left="360" w:right="270"/>
+        <w:rPr>
+          <w:rFonts w:ascii="Montserrat" w:eastAsia="Arial Unicode MS" w:hAnsi="Montserrat" w:cs="Arial Unicode MS"/>
+          <w:sz w:val="24"/>
+        </w:rPr>
+      </w:pPr>
+    </w:p>
+    <w:p>
+      <w:pPr>
+        <w:ind w:left="360" w:right="270"/>
+        <w:rPr>
+          <w:rFonts w:ascii="Montserrat" w:eastAsia="Arial Unicode MS" w:hAnsi="Montserrat" w:cs="Arial Unicode MS"/>
+          <w:sz w:val="24"/>
+        </w:rPr>
+      </w:pPr>
       <w:r>
         <w:rPr>
-          <w:rFonts w:ascii="Candara" w:eastAsia="Arial Unicode MS" w:hAnsi="Candara" w:cs="Arial Unicode MS"/>
-          <w:sz w:val="18"/>
-        </w:rPr>
-        <w:t>her</w:t>
+          <w:rFonts w:ascii="Montserrat" w:eastAsia="Arial Unicode MS" w:hAnsi="Montserrat" w:cs="Arial Unicode MS"/>
+          <w:sz w:val="24"/>
+        </w:rPr>
+        <w:t xml:space="preserve">in the official world, the boy was identified as the girl's distant cousin. this made him a rival for the title and estate the girl stood to inherit as the last living member of her house. </w:t>
       </w:r>
-      <w:proofErr w:type="gramEnd"/>
+    </w:p>
+    <w:p>
+      <w:pPr>
+        <w:ind w:left="360" w:right="270"/>
+        <w:rPr>
+          <w:rFonts w:ascii="Montserrat" w:eastAsia="Arial Unicode MS" w:hAnsi="Montserrat" w:cs="Arial Unicode MS"/>
+          <w:sz w:val="24"/>
+        </w:rPr>
+      </w:pPr>
+    </w:p>
+    <w:p>
+      <w:pPr>
+        <w:ind w:left="360" w:right="270"/>
+        <w:rPr>
+          <w:rFonts w:ascii="Montserrat" w:eastAsia="Arial Unicode MS" w:hAnsi="Montserrat" w:cs="Arial Unicode MS"/>
+          <w:sz w:val="24"/>
+        </w:rPr>
+      </w:pPr>
       <w:r>
         <w:rPr>
-          <w:rFonts w:ascii="Candara" w:eastAsia="Arial Unicode MS" w:hAnsi="Candara" w:cs="Arial Unicode MS"/>
-          <w:sz w:val="18"/>
-        </w:rPr>
-        <w:t xml:space="preserve"> mentor sensed that she was his sire and took him </w:t>
-      </w:r>
-      <w:proofErr w:type="gramStart"/>
-      <w:r>
-        <w:rPr>
-          <w:rFonts w:ascii="Candara" w:eastAsia="Arial Unicode MS" w:hAnsi="Candara" w:cs="Arial Unicode MS"/>
-          <w:sz w:val="18"/>
-        </w:rPr>
-        <w:t>into</w:t>
-      </w:r>
-      <w:proofErr w:type="gramEnd"/>
-      <w:r>
-        <w:rPr>
-          <w:rFonts w:ascii="Candara" w:eastAsia="Arial Unicode MS" w:hAnsi="Candara" w:cs="Arial Unicode MS"/>
-          <w:sz w:val="18"/>
-        </w:rPr>
-        <w:t xml:space="preserve"> her protection. </w:t>
-      </w:r>
-    </w:p>
-    <w:p>
-      <w:pPr>
-        <w:ind w:left="360" w:right="270"/>
-        <w:rPr>
-          <w:rFonts w:ascii="Candara" w:eastAsia="Arial Unicode MS" w:hAnsi="Candara" w:cs="Arial Unicode MS"/>
-          <w:sz w:val="18"/>
-        </w:rPr>
-      </w:pPr>
-    </w:p>
-    <w:p>
-      <w:pPr>
-        <w:ind w:left="360" w:right="270"/>
-        <w:rPr>
-          <w:rFonts w:ascii="Candara" w:eastAsia="Arial Unicode MS" w:hAnsi="Candara" w:cs="Arial Unicode MS"/>
-          <w:sz w:val="18"/>
-        </w:rPr>
-      </w:pPr>
-      <w:r>
-        <w:rPr>
-          <w:rFonts w:ascii="Candara" w:eastAsia="Arial Unicode MS" w:hAnsi="Candara" w:cs="Arial Unicode MS"/>
-          <w:sz w:val="18"/>
-        </w:rPr>
-        <w:t xml:space="preserve">in the official world, the boy was identified as the girl's distant cousin. </w:t>
-      </w:r>
-      <w:proofErr w:type="gramStart"/>
-      <w:r>
-        <w:rPr>
-          <w:rFonts w:ascii="Candara" w:eastAsia="Arial Unicode MS" w:hAnsi="Candara" w:cs="Arial Unicode MS"/>
-          <w:sz w:val="18"/>
-        </w:rPr>
-        <w:t>this</w:t>
-      </w:r>
-      <w:proofErr w:type="gramEnd"/>
-      <w:r>
-        <w:rPr>
-          <w:rFonts w:ascii="Candara" w:eastAsia="Arial Unicode MS" w:hAnsi="Candara" w:cs="Arial Unicode MS"/>
-          <w:sz w:val="18"/>
-        </w:rPr>
-        <w:t xml:space="preserve"> made him a rival for the title and estate the girl stood to inherit as the last living member of her house. </w:t>
-      </w:r>
-    </w:p>
-    <w:p>
-      <w:pPr>
-        <w:ind w:left="360" w:right="270"/>
-        <w:rPr>
-          <w:rFonts w:ascii="Candara" w:eastAsia="Arial Unicode MS" w:hAnsi="Candara" w:cs="Arial Unicode MS"/>
-          <w:sz w:val="18"/>
-        </w:rPr>
-      </w:pPr>
-    </w:p>
-    <w:p>
-      <w:pPr>
-        <w:ind w:left="360" w:right="270"/>
-        <w:rPr>
-          <w:rFonts w:ascii="Candara" w:eastAsia="Arial Unicode MS" w:hAnsi="Candara" w:cs="Arial Unicode MS"/>
-          <w:sz w:val="18"/>
-        </w:rPr>
-      </w:pPr>
-      <w:r>
-        <w:rPr>
-          <w:rFonts w:ascii="Candara" w:eastAsia="Arial Unicode MS" w:hAnsi="Candara" w:cs="Arial Unicode MS"/>
-          <w:sz w:val="18"/>
+          <w:rFonts w:ascii="Montserrat" w:eastAsia="Arial Unicode MS" w:hAnsi="Montserrat" w:cs="Arial Unicode MS"/>
+          <w:sz w:val="24"/>
         </w:rPr>
         <w:t>&lt;&gt;</w:t>
       </w:r>
@@ -419,8 +319,8 @@
       <w:pPr>
         <w:ind w:left="360" w:right="270"/>
         <w:rPr>
-          <w:rFonts w:ascii="Candara" w:eastAsia="Arial Unicode MS" w:hAnsi="Candara" w:cs="Arial Unicode MS"/>
-          <w:sz w:val="18"/>
+          <w:rFonts w:ascii="Montserrat" w:eastAsia="Arial Unicode MS" w:hAnsi="Montserrat" w:cs="Arial Unicode MS"/>
+          <w:sz w:val="24"/>
         </w:rPr>
       </w:pPr>
     </w:p>
@@ -432,16 +332,16 @@
         <w:shd w:val="clear" w:color="auto" w:fill="F2F2F2"/>
         <w:ind w:left="360" w:right="270"/>
         <w:rPr>
-          <w:rFonts w:ascii="Candara" w:eastAsia="Arial Unicode MS" w:hAnsi="Candara" w:cs="Arial Unicode MS"/>
+          <w:rFonts w:ascii="Montserrat" w:eastAsia="Arial Unicode MS" w:hAnsi="Montserrat" w:cs="Arial Unicode MS"/>
           <w:color w:val="808080"/>
-          <w:sz w:val="18"/>
+          <w:sz w:val="24"/>
         </w:rPr>
       </w:pPr>
       <w:r>
         <w:rPr>
-          <w:rFonts w:ascii="Candara" w:eastAsia="Arial Unicode MS" w:hAnsi="Candara" w:cs="Arial Unicode MS"/>
+          <w:rFonts w:ascii="Montserrat" w:eastAsia="Arial Unicode MS" w:hAnsi="Montserrat" w:cs="Arial Unicode MS"/>
           <w:color w:val="808080"/>
-          <w:sz w:val="18"/>
+          <w:sz w:val="24"/>
         </w:rPr>
         <w:t>applied</w:t>
       </w:r>
@@ -450,28 +350,35 @@
       <w:pPr>
         <w:ind w:left="360" w:right="270"/>
         <w:rPr>
-          <w:rFonts w:ascii="Candara" w:eastAsia="Arial Unicode MS" w:hAnsi="Candara" w:cs="Arial Unicode MS"/>
-          <w:sz w:val="18"/>
-        </w:rPr>
-      </w:pPr>
-    </w:p>
-    <w:p>
-      <w:pPr>
-        <w:ind w:left="360" w:right="270"/>
-        <w:rPr>
-          <w:rFonts w:ascii="Candara" w:eastAsia="Arial Unicode MS" w:hAnsi="Candara" w:cs="Arial Unicode MS"/>
-          <w:sz w:val="18"/>
+          <w:rFonts w:ascii="Montserrat" w:eastAsia="Arial Unicode MS" w:hAnsi="Montserrat" w:cs="Arial Unicode MS"/>
+          <w:sz w:val="24"/>
+        </w:rPr>
+      </w:pPr>
+    </w:p>
+    <w:p>
+      <w:pPr>
+        <w:ind w:left="360" w:right="270"/>
+        <w:rPr>
+          <w:rFonts w:ascii="Montserrat" w:eastAsia="Arial Unicode MS" w:hAnsi="Montserrat" w:cs="Arial Unicode MS"/>
+          <w:sz w:val="24"/>
         </w:rPr>
       </w:pPr>
       <w:r>
         <w:rPr>
-          <w:rFonts w:ascii="Candara" w:eastAsia="Arial Unicode MS" w:hAnsi="Candara" w:cs="Arial Unicode MS"/>
-          <w:sz w:val="18"/>
+          <w:rFonts w:ascii="Montserrat" w:eastAsia="Arial Unicode MS" w:hAnsi="Montserrat" w:cs="Arial Unicode MS"/>
+          <w:sz w:val="24"/>
         </w:rPr>
         <w:t>&lt;&gt;</w:t>
       </w:r>
     </w:p>
-    <w:p/>
+    <w:p>
+      <w:pPr>
+        <w:rPr>
+          <w:rFonts w:ascii="Montserrat" w:hAnsi="Montserrat"/>
+          <w:sz w:val="24"/>
+        </w:rPr>
+      </w:pPr>
+    </w:p>
     <w:sectPr>
       <w:pgSz w:w="12240" w:h="15840"/>
       <w:pgMar w:top="1440" w:right="1800" w:bottom="1440" w:left="1800" w:header="720" w:footer="720" w:gutter="0"/>
@@ -482,12 +389,112 @@
 </w:document>
 </file>
 
+<file path=word/numbering.xml><?xml version="1.0" encoding="utf-8"?>
+<w:numbering xmlns:wpc="http://schemas.microsoft.com/office/word/2010/wordprocessingCanvas" xmlns:cx="http://schemas.microsoft.com/office/drawing/2014/chartex" xmlns:cx1="http://schemas.microsoft.com/office/drawing/2015/9/8/chartex" xmlns:cx2="http://schemas.microsoft.com/office/drawing/2015/10/21/chartex" xmlns:cx3="http://schemas.microsoft.com/office/drawing/2016/5/9/chartex" xmlns:cx4="http://schemas.microsoft.com/office/drawing/2016/5/10/chartex" xmlns:cx5="http://schemas.microsoft.com/office/drawing/2016/5/11/chartex" xmlns:cx6="http://schemas.microsoft.com/office/drawing/2016/5/12/chartex" xmlns:cx7="http://schemas.microsoft.com/office/drawing/2016/5/13/chartex" xmlns:cx8="http://schemas.microsoft.com/office/drawing/2016/5/14/chartex" xmlns:mc="http://schemas.openxmlformats.org/markup-compatibility/2006" xmlns:aink="http://schemas.microsoft.com/office/drawing/2016/ink" xmlns:am3d="http://schemas.microsoft.com/office/drawing/2017/model3d" xmlns:o="urn:schemas-microsoft-com:office:office" xmlns:oel="http://schemas.microsoft.com/office/2019/extlst" xmlns:r="http://schemas.openxmlformats.org/officeDocument/2006/relationships" xmlns:m="http://schemas.openxmlformats.org/officeDocument/2006/math" xmlns:v="urn:schemas-microsoft-com:vml" xmlns:wp14="http://schemas.microsoft.com/office/word/2010/wordprocessingDrawing" xmlns:wp="http://schemas.openxmlformats.org/drawingml/2006/wordprocessingDrawing" xmlns:w10="urn:schemas-microsoft-com:office:word" xmlns:w="http://schemas.openxmlformats.org/wordprocessingml/2006/main" xmlns:w14="http://schemas.microsoft.com/office/word/2010/wordml" xmlns:w15="http://schemas.microsoft.com/office/word/2012/wordml" xmlns:w16cex="http://schemas.microsoft.com/office/word/2018/wordml/cex" xmlns:w16cid="http://schemas.microsoft.com/office/word/2016/wordml/cid" xmlns:w16="http://schemas.microsoft.com/office/word/2018/wordml" xmlns:w16du="http://schemas.microsoft.com/office/word/2023/wordml/word16du" xmlns:w16sdtdh="http://schemas.microsoft.com/office/word/2020/wordml/sdtdatahash" xmlns:w16sdtfl="http://schemas.microsoft.com/office/word/2024/wordml/sdtformatlock" xmlns:w16se="http://schemas.microsoft.com/office/word/2015/wordml/symex" xmlns:wpg="http://schemas.microsoft.com/office/word/2010/wordprocessingGroup" xmlns:wpi="http://schemas.microsoft.com/office/word/2010/wordprocessingInk" xmlns:wne="http://schemas.microsoft.com/office/word/2006/wordml" xmlns:wps="http://schemas.microsoft.com/office/word/2010/wordprocessingShape" mc:Ignorable="w14 w15 w16se w16cid w16 w16cex w16sdtdh w16sdtfl w16du wp14">
+  <w:abstractNum w:abstractNumId="0" w15:restartNumberingAfterBreak="0">
+    <w:nsid w:val="FFFFFFFB"/>
+    <w:multiLevelType w:val="multilevel"/>
+    <w:tmpl w:val="80A499BA"/>
+    <w:lvl w:ilvl="0">
+      <w:start w:val="1"/>
+      <w:numFmt w:val="cardinalText"/>
+      <w:lvlText w:val="Chapter %1 "/>
+      <w:legacy w:legacy="1" w:legacySpace="144" w:legacyIndent="0"/>
+      <w:lvlJc w:val="left"/>
+    </w:lvl>
+    <w:lvl w:ilvl="1">
+      <w:start w:val="1"/>
+      <w:numFmt w:val="none"/>
+      <w:pStyle w:val="Heading2"/>
+      <w:suff w:val="nothing"/>
+      <w:lvlText w:val=""/>
+      <w:lvlJc w:val="left"/>
+    </w:lvl>
+    <w:lvl w:ilvl="2">
+      <w:start w:val="1"/>
+      <w:numFmt w:val="none"/>
+      <w:suff w:val="nothing"/>
+      <w:lvlText w:val=""/>
+      <w:lvlJc w:val="left"/>
+    </w:lvl>
+    <w:lvl w:ilvl="3">
+      <w:start w:val="1"/>
+      <w:numFmt w:val="none"/>
+      <w:pStyle w:val="Heading4"/>
+      <w:suff w:val="nothing"/>
+      <w:lvlText w:val=""/>
+      <w:lvlJc w:val="left"/>
+    </w:lvl>
+    <w:lvl w:ilvl="4">
+      <w:start w:val="1"/>
+      <w:numFmt w:val="none"/>
+      <w:pStyle w:val="Heading5"/>
+      <w:suff w:val="nothing"/>
+      <w:lvlText w:val=""/>
+      <w:lvlJc w:val="left"/>
+    </w:lvl>
+    <w:lvl w:ilvl="5">
+      <w:start w:val="1"/>
+      <w:numFmt w:val="none"/>
+      <w:pStyle w:val="Heading6"/>
+      <w:suff w:val="nothing"/>
+      <w:lvlText w:val=""/>
+      <w:lvlJc w:val="left"/>
+    </w:lvl>
+    <w:lvl w:ilvl="6">
+      <w:start w:val="1"/>
+      <w:numFmt w:val="none"/>
+      <w:suff w:val="nothing"/>
+      <w:lvlText w:val=""/>
+      <w:lvlJc w:val="left"/>
+    </w:lvl>
+    <w:lvl w:ilvl="7">
+      <w:start w:val="1"/>
+      <w:numFmt w:val="none"/>
+      <w:suff w:val="nothing"/>
+      <w:lvlText w:val=""/>
+      <w:lvlJc w:val="left"/>
+    </w:lvl>
+    <w:lvl w:ilvl="8">
+      <w:start w:val="1"/>
+      <w:numFmt w:val="none"/>
+      <w:suff w:val="nothing"/>
+      <w:lvlText w:val=""/>
+      <w:lvlJc w:val="left"/>
+    </w:lvl>
+  </w:abstractNum>
+  <w:num w:numId="1" w16cid:durableId="1177109488">
+    <w:abstractNumId w:val="0"/>
+  </w:num>
+  <w:num w:numId="2" w16cid:durableId="497186582">
+    <w:abstractNumId w:val="0"/>
+  </w:num>
+  <w:num w:numId="3" w16cid:durableId="1312565299">
+    <w:abstractNumId w:val="0"/>
+  </w:num>
+  <w:num w:numId="4" w16cid:durableId="1665817320">
+    <w:abstractNumId w:val="0"/>
+  </w:num>
+  <w:num w:numId="5" w16cid:durableId="791873224">
+    <w:abstractNumId w:val="0"/>
+  </w:num>
+  <w:num w:numId="6" w16cid:durableId="1539312685">
+    <w:abstractNumId w:val="0"/>
+  </w:num>
+  <w:num w:numId="7" w16cid:durableId="1057047328">
+    <w:abstractNumId w:val="0"/>
+  </w:num>
+</w:numbering>
+</file>
+
 <file path=word/styles.xml><?xml version="1.0" encoding="utf-8"?>
 <w:styles xmlns:mc="http://schemas.openxmlformats.org/markup-compatibility/2006" xmlns:r="http://schemas.openxmlformats.org/officeDocument/2006/relationships" xmlns:w="http://schemas.openxmlformats.org/wordprocessingml/2006/main" xmlns:w14="http://schemas.microsoft.com/office/word/2010/wordml" xmlns:w15="http://schemas.microsoft.com/office/word/2012/wordml" xmlns:w16cex="http://schemas.microsoft.com/office/word/2018/wordml/cex" xmlns:w16cid="http://schemas.microsoft.com/office/word/2016/wordml/cid" xmlns:w16="http://schemas.microsoft.com/office/word/2018/wordml" xmlns:w16du="http://schemas.microsoft.com/office/word/2023/wordml/word16du" xmlns:w16sdtdh="http://schemas.microsoft.com/office/word/2020/wordml/sdtdatahash" xmlns:w16sdtfl="http://schemas.microsoft.com/office/word/2024/wordml/sdtformatlock" xmlns:w16se="http://schemas.microsoft.com/office/word/2015/wordml/symex" mc:Ignorable="w14 w15 w16se w16cid w16 w16cex w16sdtdh w16sdtfl w16du">
   <w:docDefaults>
     <w:rPrDefault>
       <w:rPr>
-        <w:rFonts w:ascii="Times New Roman" w:eastAsia="Times New Roman" w:hAnsi="Times New Roman" w:cs="Times New Roman"/>
+        <w:rFonts w:asciiTheme="minorHAnsi" w:eastAsiaTheme="minorHAnsi" w:hAnsiTheme="minorHAnsi" w:cstheme="minorBidi"/>
+        <w:sz w:val="22"/>
+        <w:szCs w:val="22"/>
         <w:lang w:val="en-US" w:eastAsia="en-US" w:bidi="ar-SA"/>
       </w:rPr>
     </w:rPrDefault>
@@ -495,15 +502,15 @@
   </w:docDefaults>
   <w:latentStyles w:defLockedState="0" w:defUIPriority="99" w:defSemiHidden="0" w:defUnhideWhenUsed="0" w:defQFormat="0" w:count="376">
     <w:lsdException w:name="Normal" w:uiPriority="0" w:qFormat="1"/>
-    <w:lsdException w:name="heading 1" w:uiPriority="9" w:qFormat="1"/>
-    <w:lsdException w:name="heading 2" w:semiHidden="1" w:uiPriority="9" w:unhideWhenUsed="1" w:qFormat="1"/>
-    <w:lsdException w:name="heading 3" w:semiHidden="1" w:uiPriority="9" w:unhideWhenUsed="1" w:qFormat="1"/>
-    <w:lsdException w:name="heading 4" w:semiHidden="1" w:uiPriority="9" w:unhideWhenUsed="1" w:qFormat="1"/>
-    <w:lsdException w:name="heading 5" w:semiHidden="1" w:uiPriority="9" w:unhideWhenUsed="1" w:qFormat="1"/>
-    <w:lsdException w:name="heading 6" w:semiHidden="1" w:uiPriority="9" w:unhideWhenUsed="1" w:qFormat="1"/>
-    <w:lsdException w:name="heading 7" w:semiHidden="1" w:uiPriority="9" w:unhideWhenUsed="1" w:qFormat="1"/>
-    <w:lsdException w:name="heading 8" w:semiHidden="1" w:uiPriority="9" w:unhideWhenUsed="1" w:qFormat="1"/>
-    <w:lsdException w:name="heading 9" w:semiHidden="1" w:uiPriority="9" w:unhideWhenUsed="1" w:qFormat="1"/>
+    <w:lsdException w:name="heading 1" w:uiPriority="0" w:qFormat="1"/>
+    <w:lsdException w:name="heading 2" w:semiHidden="1" w:uiPriority="0" w:unhideWhenUsed="1" w:qFormat="1"/>
+    <w:lsdException w:name="heading 3" w:semiHidden="1" w:uiPriority="0" w:unhideWhenUsed="1" w:qFormat="1"/>
+    <w:lsdException w:name="heading 4" w:semiHidden="1" w:uiPriority="0" w:unhideWhenUsed="1" w:qFormat="1"/>
+    <w:lsdException w:name="heading 5" w:semiHidden="1" w:uiPriority="0" w:unhideWhenUsed="1" w:qFormat="1"/>
+    <w:lsdException w:name="heading 6" w:semiHidden="1" w:uiPriority="0" w:unhideWhenUsed="1" w:qFormat="1"/>
+    <w:lsdException w:name="heading 7" w:semiHidden="1" w:uiPriority="0" w:unhideWhenUsed="1" w:qFormat="1"/>
+    <w:lsdException w:name="heading 8" w:semiHidden="1" w:uiPriority="0" w:unhideWhenUsed="1" w:qFormat="1"/>
+    <w:lsdException w:name="heading 9" w:semiHidden="1" w:uiPriority="0" w:unhideWhenUsed="1" w:qFormat="1"/>
     <w:lsdException w:name="index 1" w:semiHidden="1" w:unhideWhenUsed="1"/>
     <w:lsdException w:name="index 2" w:semiHidden="1" w:unhideWhenUsed="1"/>
     <w:lsdException w:name="index 3" w:semiHidden="1" w:unhideWhenUsed="1"/>
@@ -874,14 +881,179 @@
   <w:style w:type="paragraph" w:default="1" w:styleId="Normal">
     <w:name w:val="Normal"/>
     <w:qFormat/>
-    <w:rPr>
+    <w:rsid w:val="00C361D4"/>
+    <w:pPr>
+      <w:spacing w:after="240" w:line="276" w:lineRule="auto"/>
+    </w:pPr>
+    <w:rPr>
+      <w:rFonts w:cstheme="minorHAnsi"/>
+      <w:sz w:val="28"/>
+      <w:szCs w:val="28"/>
+    </w:rPr>
+  </w:style>
+  <w:style w:type="paragraph" w:styleId="Heading1">
+    <w:name w:val="heading 1"/>
+    <w:basedOn w:val="NoSpacing"/>
+    <w:next w:val="Normal"/>
+    <w:link w:val="Heading1Char"/>
+    <w:qFormat/>
+    <w:rsid w:val="00C361D4"/>
+    <w:pPr>
+      <w:keepNext/>
+      <w:spacing w:before="240" w:after="60"/>
+      <w:outlineLvl w:val="0"/>
+    </w:pPr>
+    <w:rPr>
+      <w:rFonts w:eastAsia="Times New Roman"/>
+      <w:b/>
+      <w:kern w:val="28"/>
+      <w:sz w:val="56"/>
+    </w:rPr>
+  </w:style>
+  <w:style w:type="paragraph" w:styleId="Heading2">
+    <w:name w:val="heading 2"/>
+    <w:basedOn w:val="Heading1"/>
+    <w:next w:val="Normal"/>
+    <w:link w:val="Heading2Char"/>
+    <w:qFormat/>
+    <w:rsid w:val="00C361D4"/>
+    <w:pPr>
+      <w:numPr>
+        <w:ilvl w:val="1"/>
+        <w:numId w:val="7"/>
+      </w:numPr>
+      <w:outlineLvl w:val="1"/>
+    </w:pPr>
+    <w:rPr>
+      <w:rFonts w:ascii="Montserrat" w:hAnsi="Montserrat"/>
+      <w:sz w:val="48"/>
+      <w:szCs w:val="48"/>
+    </w:rPr>
+  </w:style>
+  <w:style w:type="paragraph" w:styleId="Heading3">
+    <w:name w:val="heading 3"/>
+    <w:basedOn w:val="Heading2"/>
+    <w:next w:val="Normal"/>
+    <w:link w:val="Heading3Char"/>
+    <w:qFormat/>
+    <w:rsid w:val="00C361D4"/>
+    <w:pPr>
+      <w:outlineLvl w:val="2"/>
+    </w:pPr>
+    <w:rPr>
+      <w:sz w:val="40"/>
+    </w:rPr>
+  </w:style>
+  <w:style w:type="paragraph" w:styleId="Heading4">
+    <w:name w:val="heading 4"/>
+    <w:basedOn w:val="Heading3"/>
+    <w:next w:val="Normal"/>
+    <w:link w:val="Heading4Char"/>
+    <w:qFormat/>
+    <w:rsid w:val="00C361D4"/>
+    <w:pPr>
+      <w:numPr>
+        <w:ilvl w:val="3"/>
+      </w:numPr>
+      <w:outlineLvl w:val="3"/>
+    </w:pPr>
+    <w:rPr>
+      <w:sz w:val="32"/>
+    </w:rPr>
+  </w:style>
+  <w:style w:type="paragraph" w:styleId="Heading5">
+    <w:name w:val="heading 5"/>
+    <w:basedOn w:val="Heading4"/>
+    <w:next w:val="Normal"/>
+    <w:link w:val="Heading5Char"/>
+    <w:qFormat/>
+    <w:rsid w:val="00C361D4"/>
+    <w:pPr>
+      <w:numPr>
+        <w:ilvl w:val="4"/>
+      </w:numPr>
+      <w:outlineLvl w:val="4"/>
+    </w:pPr>
+    <w:rPr>
+      <w:sz w:val="28"/>
+    </w:rPr>
+  </w:style>
+  <w:style w:type="paragraph" w:styleId="Heading6">
+    <w:name w:val="heading 6"/>
+    <w:basedOn w:val="Heading5"/>
+    <w:next w:val="Normal"/>
+    <w:link w:val="Heading6Char"/>
+    <w:qFormat/>
+    <w:rsid w:val="00C361D4"/>
+    <w:pPr>
+      <w:numPr>
+        <w:ilvl w:val="5"/>
+      </w:numPr>
+      <w:outlineLvl w:val="5"/>
+    </w:pPr>
+    <w:rPr>
+      <w:bCs/>
       <w:sz w:val="24"/>
       <w:szCs w:val="24"/>
+      <w:u w:val="single"/>
+    </w:rPr>
+  </w:style>
+  <w:style w:type="paragraph" w:styleId="Heading7">
+    <w:name w:val="heading 7"/>
+    <w:basedOn w:val="Heading6"/>
+    <w:next w:val="Normal"/>
+    <w:link w:val="Heading7Char"/>
+    <w:qFormat/>
+    <w:rsid w:val="00C361D4"/>
+    <w:pPr>
+      <w:keepNext w:val="0"/>
+      <w:numPr>
+        <w:ilvl w:val="0"/>
+        <w:numId w:val="0"/>
+      </w:numPr>
+      <w:outlineLvl w:val="6"/>
+    </w:pPr>
+    <w:rPr>
+      <w:b w:val="0"/>
+      <w:kern w:val="0"/>
+    </w:rPr>
+  </w:style>
+  <w:style w:type="paragraph" w:styleId="Heading8">
+    <w:name w:val="heading 8"/>
+    <w:basedOn w:val="Heading6"/>
+    <w:next w:val="Normal"/>
+    <w:link w:val="Heading8Char"/>
+    <w:qFormat/>
+    <w:rsid w:val="00C361D4"/>
+    <w:pPr>
+      <w:outlineLvl w:val="7"/>
+    </w:pPr>
+    <w:rPr>
+      <w:i/>
+      <w:iCs/>
+      <w:u w:val="none"/>
+    </w:rPr>
+  </w:style>
+  <w:style w:type="paragraph" w:styleId="Heading9">
+    <w:name w:val="heading 9"/>
+    <w:basedOn w:val="Heading8"/>
+    <w:next w:val="Normal"/>
+    <w:link w:val="Heading9Char"/>
+    <w:qFormat/>
+    <w:rsid w:val="00C361D4"/>
+    <w:pPr>
+      <w:outlineLvl w:val="8"/>
+    </w:pPr>
+    <w:rPr>
+      <w:b w:val="0"/>
+      <w:bCs w:val="0"/>
     </w:rPr>
   </w:style>
   <w:style w:type="character" w:default="1" w:styleId="DefaultParagraphFont">
     <w:name w:val="Default Paragraph Font"/>
+    <w:uiPriority w:val="1"/>
     <w:semiHidden/>
+    <w:unhideWhenUsed/>
   </w:style>
   <w:style w:type="table" w:default="1" w:styleId="TableNormal">
     <w:name w:val="Normal Table"/>
@@ -903,6 +1075,484 @@
     <w:uiPriority w:val="99"/>
     <w:semiHidden/>
     <w:unhideWhenUsed/>
+  </w:style>
+  <w:style w:type="paragraph" w:customStyle="1" w:styleId="Subheading1">
+    <w:name w:val="Subheading 1"/>
+    <w:basedOn w:val="Heading1"/>
+    <w:next w:val="Normal"/>
+    <w:link w:val="Subheading1Char"/>
+    <w:qFormat/>
+    <w:rsid w:val="00C361D4"/>
+    <w:pPr>
+      <w:spacing w:before="0" w:after="0" w:line="240" w:lineRule="auto"/>
+      <w:contextualSpacing/>
+    </w:pPr>
+    <w:rPr>
+      <w:rFonts w:ascii="Montserrat" w:eastAsia="Montserrat" w:hAnsi="Montserrat"/>
+      <w:sz w:val="48"/>
+      <w:szCs w:val="48"/>
+      <w:vertAlign w:val="superscript"/>
+    </w:rPr>
+  </w:style>
+  <w:style w:type="character" w:customStyle="1" w:styleId="Subheading1Char">
+    <w:name w:val="Subheading 1 Char"/>
+    <w:link w:val="Subheading1"/>
+    <w:rsid w:val="00C361D4"/>
+    <w:rPr>
+      <w:rFonts w:ascii="Montserrat" w:eastAsia="Montserrat" w:hAnsi="Montserrat" w:cstheme="minorHAnsi"/>
+      <w:b/>
+      <w:kern w:val="28"/>
+      <w:sz w:val="48"/>
+      <w:szCs w:val="48"/>
+      <w:vertAlign w:val="superscript"/>
+    </w:rPr>
+  </w:style>
+  <w:style w:type="character" w:customStyle="1" w:styleId="Heading1Char">
+    <w:name w:val="Heading 1 Char"/>
+    <w:link w:val="Heading1"/>
+    <w:rsid w:val="00C361D4"/>
+    <w:rPr>
+      <w:rFonts w:eastAsia="Times New Roman" w:cstheme="minorHAnsi"/>
+      <w:b/>
+      <w:kern w:val="28"/>
+      <w:sz w:val="56"/>
+      <w:szCs w:val="28"/>
+    </w:rPr>
+  </w:style>
+  <w:style w:type="paragraph" w:customStyle="1" w:styleId="Subheading2">
+    <w:name w:val="Subheading 2"/>
+    <w:basedOn w:val="Subheading1"/>
+    <w:next w:val="Normal"/>
+    <w:link w:val="Subheading2Char"/>
+    <w:qFormat/>
+    <w:rsid w:val="00C361D4"/>
+  </w:style>
+  <w:style w:type="character" w:customStyle="1" w:styleId="Subheading2Char">
+    <w:name w:val="Subheading 2 Char"/>
+    <w:link w:val="Subheading2"/>
+    <w:rsid w:val="00C361D4"/>
+    <w:rPr>
+      <w:rFonts w:ascii="Montserrat" w:eastAsia="Montserrat" w:hAnsi="Montserrat" w:cstheme="minorHAnsi"/>
+      <w:b/>
+      <w:kern w:val="28"/>
+      <w:sz w:val="48"/>
+      <w:szCs w:val="48"/>
+      <w:vertAlign w:val="superscript"/>
+    </w:rPr>
+  </w:style>
+  <w:style w:type="paragraph" w:customStyle="1" w:styleId="Subheading3">
+    <w:name w:val="Subheading 3"/>
+    <w:basedOn w:val="Subheading2"/>
+    <w:next w:val="Normal"/>
+    <w:link w:val="Subheading3Char"/>
+    <w:qFormat/>
+    <w:rsid w:val="00C361D4"/>
+    <w:rPr>
+      <w:sz w:val="40"/>
+      <w:szCs w:val="40"/>
+    </w:rPr>
+  </w:style>
+  <w:style w:type="character" w:customStyle="1" w:styleId="Subheading3Char">
+    <w:name w:val="Subheading 3 Char"/>
+    <w:link w:val="Subheading3"/>
+    <w:rsid w:val="00C361D4"/>
+    <w:rPr>
+      <w:rFonts w:ascii="Montserrat" w:eastAsia="Montserrat" w:hAnsi="Montserrat" w:cstheme="minorHAnsi"/>
+      <w:b/>
+      <w:kern w:val="28"/>
+      <w:sz w:val="40"/>
+      <w:szCs w:val="40"/>
+      <w:vertAlign w:val="superscript"/>
+    </w:rPr>
+  </w:style>
+  <w:style w:type="paragraph" w:customStyle="1" w:styleId="Suptitle">
+    <w:name w:val="Suptitle"/>
+    <w:basedOn w:val="Subtitle"/>
+    <w:link w:val="SuptitleChar"/>
+    <w:qFormat/>
+    <w:rsid w:val="00C361D4"/>
+    <w:pPr>
+      <w:spacing w:before="240" w:line="240" w:lineRule="auto"/>
+    </w:pPr>
+    <w:rPr>
+      <w:vertAlign w:val="subscript"/>
+    </w:rPr>
+  </w:style>
+  <w:style w:type="character" w:customStyle="1" w:styleId="SuptitleChar">
+    <w:name w:val="Suptitle Char"/>
+    <w:link w:val="Suptitle"/>
+    <w:rsid w:val="00C361D4"/>
+    <w:rPr>
+      <w:rFonts w:ascii="Montserrat" w:eastAsia="Times New Roman" w:hAnsi="Montserrat" w:cs="Times New Roman"/>
+      <w:color w:val="7F7F7F"/>
+      <w:spacing w:val="-10"/>
+      <w:kern w:val="28"/>
+      <w:sz w:val="72"/>
+      <w:szCs w:val="72"/>
+      <w:vertAlign w:val="subscript"/>
+    </w:rPr>
+  </w:style>
+  <w:style w:type="paragraph" w:styleId="Subtitle">
+    <w:name w:val="Subtitle"/>
+    <w:basedOn w:val="Title"/>
+    <w:next w:val="Normal"/>
+    <w:link w:val="SubtitleChar"/>
+    <w:uiPriority w:val="11"/>
+    <w:qFormat/>
+    <w:rsid w:val="00C361D4"/>
+    <w:rPr>
+      <w:b w:val="0"/>
+      <w:bCs w:val="0"/>
+      <w:color w:val="7F7F7F"/>
+      <w:vertAlign w:val="superscript"/>
+    </w:rPr>
+  </w:style>
+  <w:style w:type="character" w:customStyle="1" w:styleId="SubtitleChar">
+    <w:name w:val="Subtitle Char"/>
+    <w:link w:val="Subtitle"/>
+    <w:uiPriority w:val="11"/>
+    <w:rsid w:val="00C361D4"/>
+    <w:rPr>
+      <w:rFonts w:ascii="Montserrat" w:eastAsia="Times New Roman" w:hAnsi="Montserrat" w:cs="Times New Roman"/>
+      <w:color w:val="7F7F7F"/>
+      <w:spacing w:val="-10"/>
+      <w:kern w:val="28"/>
+      <w:sz w:val="72"/>
+      <w:szCs w:val="72"/>
+      <w:vertAlign w:val="superscript"/>
+    </w:rPr>
+  </w:style>
+  <w:style w:type="paragraph" w:styleId="NoSpacing">
+    <w:name w:val="No Spacing"/>
+    <w:basedOn w:val="Normal"/>
+    <w:uiPriority w:val="1"/>
+    <w:qFormat/>
+    <w:rsid w:val="00C361D4"/>
+    <w:pPr>
+      <w:spacing w:after="0"/>
+    </w:pPr>
+  </w:style>
+  <w:style w:type="character" w:customStyle="1" w:styleId="Heading2Char">
+    <w:name w:val="Heading 2 Char"/>
+    <w:link w:val="Heading2"/>
+    <w:rsid w:val="00C361D4"/>
+    <w:rPr>
+      <w:rFonts w:ascii="Montserrat" w:eastAsia="Times New Roman" w:hAnsi="Montserrat" w:cstheme="minorHAnsi"/>
+      <w:b/>
+      <w:kern w:val="28"/>
+      <w:sz w:val="48"/>
+      <w:szCs w:val="48"/>
+    </w:rPr>
+  </w:style>
+  <w:style w:type="character" w:customStyle="1" w:styleId="Heading3Char">
+    <w:name w:val="Heading 3 Char"/>
+    <w:link w:val="Heading3"/>
+    <w:rsid w:val="00C361D4"/>
+    <w:rPr>
+      <w:rFonts w:ascii="Montserrat" w:eastAsia="Times New Roman" w:hAnsi="Montserrat" w:cstheme="minorHAnsi"/>
+      <w:b/>
+      <w:kern w:val="28"/>
+      <w:sz w:val="40"/>
+      <w:szCs w:val="48"/>
+    </w:rPr>
+  </w:style>
+  <w:style w:type="character" w:customStyle="1" w:styleId="Heading4Char">
+    <w:name w:val="Heading 4 Char"/>
+    <w:link w:val="Heading4"/>
+    <w:rsid w:val="00C361D4"/>
+    <w:rPr>
+      <w:rFonts w:ascii="Montserrat" w:eastAsia="Times New Roman" w:hAnsi="Montserrat" w:cstheme="minorHAnsi"/>
+      <w:b/>
+      <w:kern w:val="28"/>
+      <w:sz w:val="32"/>
+      <w:szCs w:val="48"/>
+    </w:rPr>
+  </w:style>
+  <w:style w:type="character" w:customStyle="1" w:styleId="Heading5Char">
+    <w:name w:val="Heading 5 Char"/>
+    <w:link w:val="Heading5"/>
+    <w:rsid w:val="00C361D4"/>
+    <w:rPr>
+      <w:rFonts w:ascii="Montserrat" w:eastAsia="Times New Roman" w:hAnsi="Montserrat" w:cstheme="minorHAnsi"/>
+      <w:b/>
+      <w:kern w:val="28"/>
+      <w:sz w:val="28"/>
+      <w:szCs w:val="48"/>
+    </w:rPr>
+  </w:style>
+  <w:style w:type="character" w:customStyle="1" w:styleId="Heading6Char">
+    <w:name w:val="Heading 6 Char"/>
+    <w:link w:val="Heading6"/>
+    <w:rsid w:val="00C361D4"/>
+    <w:rPr>
+      <w:rFonts w:ascii="Montserrat" w:eastAsia="Times New Roman" w:hAnsi="Montserrat" w:cstheme="minorHAnsi"/>
+      <w:b/>
+      <w:bCs/>
+      <w:kern w:val="28"/>
+      <w:sz w:val="24"/>
+      <w:szCs w:val="24"/>
+      <w:u w:val="single"/>
+    </w:rPr>
+  </w:style>
+  <w:style w:type="character" w:customStyle="1" w:styleId="Heading7Char">
+    <w:name w:val="Heading 7 Char"/>
+    <w:link w:val="Heading7"/>
+    <w:rsid w:val="00C361D4"/>
+    <w:rPr>
+      <w:rFonts w:ascii="Montserrat" w:eastAsia="Times New Roman" w:hAnsi="Montserrat" w:cstheme="minorHAnsi"/>
+      <w:bCs/>
+      <w:sz w:val="24"/>
+      <w:szCs w:val="24"/>
+      <w:u w:val="single"/>
+    </w:rPr>
+  </w:style>
+  <w:style w:type="character" w:customStyle="1" w:styleId="Heading8Char">
+    <w:name w:val="Heading 8 Char"/>
+    <w:link w:val="Heading8"/>
+    <w:rsid w:val="00C361D4"/>
+    <w:rPr>
+      <w:rFonts w:ascii="Montserrat" w:eastAsia="Times New Roman" w:hAnsi="Montserrat" w:cstheme="minorHAnsi"/>
+      <w:b/>
+      <w:bCs/>
+      <w:i/>
+      <w:iCs/>
+      <w:kern w:val="28"/>
+      <w:sz w:val="24"/>
+      <w:szCs w:val="24"/>
+    </w:rPr>
+  </w:style>
+  <w:style w:type="character" w:customStyle="1" w:styleId="Heading9Char">
+    <w:name w:val="Heading 9 Char"/>
+    <w:link w:val="Heading9"/>
+    <w:rsid w:val="00C361D4"/>
+    <w:rPr>
+      <w:rFonts w:ascii="Montserrat" w:eastAsia="Times New Roman" w:hAnsi="Montserrat" w:cstheme="minorHAnsi"/>
+      <w:i/>
+      <w:iCs/>
+      <w:kern w:val="28"/>
+      <w:sz w:val="24"/>
+      <w:szCs w:val="24"/>
+    </w:rPr>
+  </w:style>
+  <w:style w:type="paragraph" w:styleId="Caption">
+    <w:name w:val="caption"/>
+    <w:basedOn w:val="Normal"/>
+    <w:next w:val="Normal"/>
+    <w:uiPriority w:val="35"/>
+    <w:semiHidden/>
+    <w:unhideWhenUsed/>
+    <w:qFormat/>
+    <w:rsid w:val="00C361D4"/>
+    <w:pPr>
+      <w:spacing w:after="200"/>
+    </w:pPr>
+    <w:rPr>
+      <w:rFonts w:eastAsia="Times New Roman"/>
+      <w:i/>
+      <w:iCs/>
+      <w:color w:val="0E2841" w:themeColor="text2"/>
+      <w:szCs w:val="18"/>
+    </w:rPr>
+  </w:style>
+  <w:style w:type="paragraph" w:styleId="Title">
+    <w:name w:val="Title"/>
+    <w:basedOn w:val="NoSpacing"/>
+    <w:next w:val="Normal"/>
+    <w:link w:val="TitleChar"/>
+    <w:uiPriority w:val="10"/>
+    <w:qFormat/>
+    <w:rsid w:val="00C361D4"/>
+    <w:rPr>
+      <w:rFonts w:ascii="Montserrat" w:eastAsia="Times New Roman" w:hAnsi="Montserrat" w:cs="Times New Roman"/>
+      <w:b/>
+      <w:bCs/>
+      <w:spacing w:val="-10"/>
+      <w:kern w:val="28"/>
+      <w:sz w:val="72"/>
+      <w:szCs w:val="72"/>
+    </w:rPr>
+  </w:style>
+  <w:style w:type="character" w:customStyle="1" w:styleId="TitleChar">
+    <w:name w:val="Title Char"/>
+    <w:link w:val="Title"/>
+    <w:uiPriority w:val="10"/>
+    <w:rsid w:val="00C361D4"/>
+    <w:rPr>
+      <w:rFonts w:ascii="Montserrat" w:eastAsia="Times New Roman" w:hAnsi="Montserrat" w:cs="Times New Roman"/>
+      <w:b/>
+      <w:bCs/>
+      <w:spacing w:val="-10"/>
+      <w:kern w:val="28"/>
+      <w:sz w:val="72"/>
+      <w:szCs w:val="72"/>
+    </w:rPr>
+  </w:style>
+  <w:style w:type="character" w:styleId="Strong">
+    <w:name w:val="Strong"/>
+    <w:uiPriority w:val="22"/>
+    <w:qFormat/>
+    <w:rsid w:val="00C361D4"/>
+    <w:rPr>
+      <w:b/>
+      <w:bCs/>
+    </w:rPr>
+  </w:style>
+  <w:style w:type="character" w:styleId="Emphasis">
+    <w:name w:val="Emphasis"/>
+    <w:uiPriority w:val="20"/>
+    <w:qFormat/>
+    <w:rsid w:val="00C361D4"/>
+    <w:rPr>
+      <w:rFonts w:asciiTheme="minorHAnsi" w:hAnsiTheme="minorHAnsi" w:cstheme="minorHAnsi"/>
+      <w:i/>
+      <w:iCs/>
+      <w:sz w:val="28"/>
+      <w:szCs w:val="28"/>
+    </w:rPr>
+  </w:style>
+  <w:style w:type="paragraph" w:styleId="ListParagraph">
+    <w:name w:val="List Paragraph"/>
+    <w:basedOn w:val="Normal"/>
+    <w:uiPriority w:val="34"/>
+    <w:qFormat/>
+    <w:rsid w:val="00C361D4"/>
+    <w:pPr>
+      <w:ind w:left="720"/>
+      <w:contextualSpacing/>
+    </w:pPr>
+    <w:rPr>
+      <w:rFonts w:eastAsia="Times New Roman"/>
+    </w:rPr>
+  </w:style>
+  <w:style w:type="paragraph" w:styleId="Quote">
+    <w:name w:val="Quote"/>
+    <w:basedOn w:val="Normal"/>
+    <w:next w:val="Normal"/>
+    <w:link w:val="QuoteChar"/>
+    <w:uiPriority w:val="29"/>
+    <w:qFormat/>
+    <w:rsid w:val="00C361D4"/>
+    <w:pPr>
+      <w:keepLines/>
+      <w:pageBreakBefore/>
+      <w:pBdr>
+        <w:left w:val="single" w:sz="4" w:space="7" w:color="auto"/>
+      </w:pBdr>
+      <w:spacing w:before="120" w:after="120"/>
+      <w:ind w:left="360"/>
+      <w:contextualSpacing/>
+      <w:mirrorIndents/>
+    </w:pPr>
+  </w:style>
+  <w:style w:type="character" w:customStyle="1" w:styleId="QuoteChar">
+    <w:name w:val="Quote Char"/>
+    <w:link w:val="Quote"/>
+    <w:uiPriority w:val="29"/>
+    <w:rsid w:val="00C361D4"/>
+    <w:rPr>
+      <w:rFonts w:cstheme="minorHAnsi"/>
+      <w:sz w:val="28"/>
+      <w:szCs w:val="28"/>
+    </w:rPr>
+  </w:style>
+  <w:style w:type="paragraph" w:styleId="IntenseQuote">
+    <w:name w:val="Intense Quote"/>
+    <w:basedOn w:val="Quote"/>
+    <w:next w:val="Normal"/>
+    <w:link w:val="IntenseQuoteChar"/>
+    <w:uiPriority w:val="30"/>
+    <w:qFormat/>
+    <w:rsid w:val="00C361D4"/>
+    <w:pPr>
+      <w:pBdr>
+        <w:left w:val="single" w:sz="18" w:space="7" w:color="auto"/>
+      </w:pBdr>
+    </w:pPr>
+    <w:rPr>
+      <w:b/>
+      <w:bCs/>
+    </w:rPr>
+  </w:style>
+  <w:style w:type="character" w:customStyle="1" w:styleId="IntenseQuoteChar">
+    <w:name w:val="Intense Quote Char"/>
+    <w:link w:val="IntenseQuote"/>
+    <w:uiPriority w:val="30"/>
+    <w:rsid w:val="00C361D4"/>
+    <w:rPr>
+      <w:rFonts w:cstheme="minorHAnsi"/>
+      <w:b/>
+      <w:bCs/>
+      <w:sz w:val="28"/>
+      <w:szCs w:val="28"/>
+    </w:rPr>
+  </w:style>
+  <w:style w:type="character" w:styleId="SubtleEmphasis">
+    <w:name w:val="Subtle Emphasis"/>
+    <w:uiPriority w:val="19"/>
+    <w:qFormat/>
+    <w:rsid w:val="00C361D4"/>
+    <w:rPr>
+      <w:rFonts w:asciiTheme="minorHAnsi" w:hAnsiTheme="minorHAnsi" w:cs="Calibri Light"/>
+      <w:i/>
+      <w:iCs/>
+      <w:color w:val="7F7F7F" w:themeColor="text1" w:themeTint="80"/>
+      <w:sz w:val="28"/>
+      <w:szCs w:val="28"/>
+    </w:rPr>
+  </w:style>
+  <w:style w:type="character" w:styleId="IntenseEmphasis">
+    <w:name w:val="Intense Emphasis"/>
+    <w:uiPriority w:val="21"/>
+    <w:qFormat/>
+    <w:rsid w:val="00C361D4"/>
+    <w:rPr>
+      <w:rFonts w:asciiTheme="minorHAnsi" w:hAnsiTheme="minorHAnsi" w:cstheme="minorHAnsi"/>
+      <w:b/>
+      <w:bCs/>
+      <w:i/>
+      <w:iCs/>
+      <w:sz w:val="28"/>
+      <w:szCs w:val="28"/>
+    </w:rPr>
+  </w:style>
+  <w:style w:type="character" w:styleId="SubtleReference">
+    <w:name w:val="Subtle Reference"/>
+    <w:uiPriority w:val="31"/>
+    <w:qFormat/>
+    <w:rsid w:val="00C361D4"/>
+    <w:rPr>
+      <w:caps/>
+      <w:color w:val="7F7F7F" w:themeColor="text1" w:themeTint="80"/>
+      <w:sz w:val="22"/>
+      <w:szCs w:val="22"/>
+    </w:rPr>
+  </w:style>
+  <w:style w:type="character" w:styleId="IntenseReference">
+    <w:name w:val="Intense Reference"/>
+    <w:uiPriority w:val="32"/>
+    <w:qFormat/>
+    <w:rsid w:val="00C361D4"/>
+    <w:rPr>
+      <w:b/>
+      <w:bCs/>
+      <w:caps/>
+      <w:color w:val="7F7F7F" w:themeColor="text1" w:themeTint="80"/>
+      <w:sz w:val="22"/>
+      <w:szCs w:val="22"/>
+    </w:rPr>
+  </w:style>
+  <w:style w:type="character" w:styleId="BookTitle">
+    <w:name w:val="Book Title"/>
+    <w:uiPriority w:val="33"/>
+    <w:qFormat/>
+    <w:rsid w:val="00C361D4"/>
+    <w:rPr>
+      <w:b/>
+      <w:bCs/>
+      <w:i/>
+      <w:iCs/>
+      <w:spacing w:val="5"/>
+    </w:rPr>
   </w:style>
 </w:styles>
 </file>
